--- a/MOU_TelomX_공급계약.docx
+++ b/MOU_TelomX_공급계약.docx
@@ -102,9 +102,9 @@
               </w:rPr>
               <w:t>TelomX 사 (Telom-X-Gene)</w:t>
               <w:br/>
-              <w:t>주소: [본사 주소]</w:t>
+              <w:t>주소: 대전광역시 동구 산내로 431-16</w:t>
               <w:br/>
-              <w:t>대표자: [성명]</w:t>
+              <w:t>대표자: 회장 이재호</w:t>
             </w:r>
           </w:p>
         </w:tc>
@@ -633,7 +633,7 @@
               <w:rPr>
                 <w:rFonts w:ascii="Malgun Gothic" w:hAnsi="Malgun Gothic" w:eastAsia="Malgun Gothic"/>
               </w:rPr>
-              <w:t>대표자: ________________ (인)</w:t>
+              <w:t>대표자: 이재호 (인)</w:t>
             </w:r>
           </w:p>
         </w:tc>
@@ -661,7 +661,7 @@
               <w:rPr>
                 <w:rFonts w:ascii="Malgun Gothic" w:hAnsi="Malgun Gothic" w:eastAsia="Malgun Gothic"/>
               </w:rPr>
-              <w:t>직위:</w:t>
+              <w:t>직위: 회장</w:t>
             </w:r>
           </w:p>
         </w:tc>

--- a/MOU_TelomX_공급계약.docx
+++ b/MOU_TelomX_공급계약.docx
@@ -35,7 +35,7 @@
         <w:rPr>
           <w:b w:val="0"/>
         </w:rPr>
-        <w:t>본 양해각서(이하 "본 MOU")는 아래의 당사자 간에 Telom-X-Gene(이하 "본 제품")의 공급 및 협력에 관한 기본적 사항을 정하기 위하여 체결된다.</w:t>
+        <w:t>본 양해각서(이하 "본 MOU")는 20[ ]년 [ ]월 [ ]일 아래의 당사자 간에 Telom-X-Gene(이하 "본 제품")의 공급 및 협력에 관한 기본적 사항을 정하기 위하여 체결된다.</w:t>
       </w:r>
     </w:p>
     <w:tbl>
@@ -499,7 +499,7 @@
         <w:rPr>
           <w:b w:val="0"/>
         </w:rPr>
-        <w:t>2. 본 MOU와 관련하여 발생하는 분쟁은 우선 당사자 간 협의로 해결하며, 협의로 해결되지 아니하는 경우 [싱가포르국제중재센터(SIAC) / 대한상사중재원(KCAB) / 중국국제경제무역중재위원회(CIETAC)]의 중재규칙에 따라 중재로 최종 해결한다.</w:t>
+        <w:t>2. 본 MOU와 관련하여 발생하는 분쟁은 우선 당사자 간 협의로 해결하며, 협의로 해결되지 아니하는 경우 국제사법재판소의 중재규칙에 따라 최종 해결한다.</w:t>
       </w:r>
     </w:p>
     <w:p>
@@ -708,16 +708,6 @@
         </w:tc>
       </w:tr>
     </w:tbl>
-    <w:p/>
-    <w:p>
-      <w:r>
-        <w:rPr>
-          <w:b w:val="0"/>
-          <w:i/>
-        </w:rPr>
-        <w:t>※ 본 초안은 일반적 양식 예시이며, 실제 체결 전에는 반드시 양국 법률 전문가의 검토를 받으시길 권합니다.</w:t>
-      </w:r>
-    </w:p>
     <w:sectPr>
       <w:pgSz w:w="12240" w:h="15840"/>
       <w:pgMar w:top="1440" w:right="1800" w:bottom="1440" w:left="1800" w:header="720" w:footer="720" w:gutter="0"/>

--- a/MOU_TelomX_공급계약.docx
+++ b/MOU_TelomX_공급계약.docx
@@ -499,7 +499,7 @@
         <w:rPr>
           <w:b w:val="0"/>
         </w:rPr>
-        <w:t>2. 본 MOU와 관련하여 발생하는 분쟁은 우선 당사자 간 협의로 해결하며, 협의로 해결되지 아니하는 경우 국제사법재판소의 중재규칙에 따라 최종 해결한다.</w:t>
+        <w:t>2. 본 MOU와 관련하여 발생하는 분쟁은 우선 당사자 간 협의로 해결하며, 협의로 해결되지 아니하는 경우 국제상사중재기관의 중재규칙에 따라 최종 해결한다.</w:t>
       </w:r>
     </w:p>
     <w:p>
